--- a/dossier-conformite-2026/livrables/04_RGPD_IA_Act/RGPD-01_Registre_des_traitements.docx
+++ b/dossier-conformite-2026/livrables/04_RGPD_IA_Act/RGPD-01_Registre_des_traitements.docx
@@ -16,7 +16,7 @@
       <w:r>
         <w:rPr>
           <w:b/>
-          <w:color w:val="C9A94D"/>
+          <w:color w:val="8A6D1F"/>
           <w:sz w:val="28"/>
         </w:rPr>
         <w:t>Article 30 du RGPD — responsable de traitement : YEBA FORMATIONS</w:t>
@@ -38,10 +38,11 @@
       </w:r>
       <w:r>
         <w:rPr>
-          <w:b w:val="0"/>
-          <w:highlight w:val="yellow"/>
+          <w:b/>
+          <w:i/>
+          <w:color w:val="8A6D1F"/>
         </w:rPr>
-        <w:t>[À COMPLÉTER : adresse e-mail dédiée RGPD, ex. rgpd@…]</w:t>
+        <w:t>[À COMPLÉTER : e-mail dédié aux données personnelles]</w:t>
       </w:r>
       <w:r>
         <w:rPr>
@@ -51,8 +52,9 @@
       </w:r>
       <w:r>
         <w:rPr>
-          <w:b w:val="0"/>
-          <w:highlight w:val="yellow"/>
+          <w:b/>
+          <w:i/>
+          <w:color w:val="8A6D1F"/>
         </w:rPr>
         <w:t>[À VÉRIFIER si la taille de l'activité évolue]</w:t>
       </w:r>
@@ -187,6 +189,9 @@
         </w:tc>
       </w:tr>
       <w:tr>
+        <w:trPr>
+          <w:cantSplit w:val="true"/>
+        </w:trPr>
         <w:tc>
           <w:tcPr>
             <w:tcW w:type="dxa" w:w="2381"/>
@@ -279,10 +284,13 @@
         </w:tc>
       </w:tr>
       <w:tr>
+        <w:trPr>
+          <w:cantSplit w:val="true"/>
+        </w:trPr>
         <w:tc>
           <w:tcPr>
             <w:tcW w:type="dxa" w:w="2381"/>
-            <w:shd w:val="clear" w:color="auto" w:fill="F2F2F2"/>
+            <w:shd w:val="clear" w:color="auto" w:fill="E8EEF7"/>
           </w:tcPr>
           <w:p>
             <w:r/>
@@ -298,7 +306,7 @@
         <w:tc>
           <w:tcPr>
             <w:tcW w:type="dxa" w:w="1701"/>
-            <w:shd w:val="clear" w:color="auto" w:fill="F2F2F2"/>
+            <w:shd w:val="clear" w:color="auto" w:fill="E8EEF7"/>
           </w:tcPr>
           <w:p>
             <w:r/>
@@ -314,7 +322,7 @@
         <w:tc>
           <w:tcPr>
             <w:tcW w:type="dxa" w:w="2551"/>
-            <w:shd w:val="clear" w:color="auto" w:fill="F2F2F2"/>
+            <w:shd w:val="clear" w:color="auto" w:fill="E8EEF7"/>
           </w:tcPr>
           <w:p>
             <w:r/>
@@ -330,7 +338,7 @@
         <w:tc>
           <w:tcPr>
             <w:tcW w:type="dxa" w:w="2268"/>
-            <w:shd w:val="clear" w:color="auto" w:fill="F2F2F2"/>
+            <w:shd w:val="clear" w:color="auto" w:fill="E8EEF7"/>
           </w:tcPr>
           <w:p>
             <w:r/>
@@ -346,7 +354,7 @@
         <w:tc>
           <w:tcPr>
             <w:tcW w:type="dxa" w:w="2835"/>
-            <w:shd w:val="clear" w:color="auto" w:fill="F2F2F2"/>
+            <w:shd w:val="clear" w:color="auto" w:fill="E8EEF7"/>
           </w:tcPr>
           <w:p>
             <w:r/>
@@ -362,7 +370,7 @@
         <w:tc>
           <w:tcPr>
             <w:tcW w:type="dxa" w:w="2835"/>
-            <w:shd w:val="clear" w:color="auto" w:fill="F2F2F2"/>
+            <w:shd w:val="clear" w:color="auto" w:fill="E8EEF7"/>
           </w:tcPr>
           <w:p>
             <w:r/>
@@ -375,9 +383,10 @@
             </w:r>
             <w:r>
               <w:rPr>
-                <w:b w:val="0"/>
+                <w:b/>
+                <w:i/>
+                <w:color w:val="8A6D1F"/>
                 <w:sz w:val="22"/>
-                <w:highlight w:val="yellow"/>
               </w:rPr>
               <w:t>[À VÉRIFIER : durée exigée par chaque financeur]</w:t>
             </w:r>
@@ -385,6 +394,9 @@
         </w:tc>
       </w:tr>
       <w:tr>
+        <w:trPr>
+          <w:cantSplit w:val="true"/>
+        </w:trPr>
         <w:tc>
           <w:tcPr>
             <w:tcW w:type="dxa" w:w="2381"/>
@@ -477,10 +489,13 @@
         </w:tc>
       </w:tr>
       <w:tr>
+        <w:trPr>
+          <w:cantSplit w:val="true"/>
+        </w:trPr>
         <w:tc>
           <w:tcPr>
             <w:tcW w:type="dxa" w:w="2381"/>
-            <w:shd w:val="clear" w:color="auto" w:fill="F2F2F2"/>
+            <w:shd w:val="clear" w:color="auto" w:fill="E8EEF7"/>
           </w:tcPr>
           <w:p>
             <w:r/>
@@ -496,7 +511,7 @@
         <w:tc>
           <w:tcPr>
             <w:tcW w:type="dxa" w:w="1701"/>
-            <w:shd w:val="clear" w:color="auto" w:fill="F2F2F2"/>
+            <w:shd w:val="clear" w:color="auto" w:fill="E8EEF7"/>
           </w:tcPr>
           <w:p>
             <w:r/>
@@ -512,7 +527,7 @@
         <w:tc>
           <w:tcPr>
             <w:tcW w:type="dxa" w:w="2551"/>
-            <w:shd w:val="clear" w:color="auto" w:fill="F2F2F2"/>
+            <w:shd w:val="clear" w:color="auto" w:fill="E8EEF7"/>
           </w:tcPr>
           <w:p>
             <w:r/>
@@ -528,7 +543,7 @@
         <w:tc>
           <w:tcPr>
             <w:tcW w:type="dxa" w:w="2268"/>
-            <w:shd w:val="clear" w:color="auto" w:fill="F2F2F2"/>
+            <w:shd w:val="clear" w:color="auto" w:fill="E8EEF7"/>
           </w:tcPr>
           <w:p>
             <w:r/>
@@ -544,7 +559,7 @@
         <w:tc>
           <w:tcPr>
             <w:tcW w:type="dxa" w:w="2835"/>
-            <w:shd w:val="clear" w:color="auto" w:fill="F2F2F2"/>
+            <w:shd w:val="clear" w:color="auto" w:fill="E8EEF7"/>
           </w:tcPr>
           <w:p>
             <w:r/>
@@ -560,7 +575,7 @@
         <w:tc>
           <w:tcPr>
             <w:tcW w:type="dxa" w:w="2835"/>
-            <w:shd w:val="clear" w:color="auto" w:fill="F2F2F2"/>
+            <w:shd w:val="clear" w:color="auto" w:fill="E8EEF7"/>
           </w:tcPr>
           <w:p>
             <w:r/>
@@ -575,6 +590,9 @@
         </w:tc>
       </w:tr>
       <w:tr>
+        <w:trPr>
+          <w:cantSplit w:val="true"/>
+        </w:trPr>
         <w:tc>
           <w:tcPr>
             <w:tcW w:type="dxa" w:w="2381"/>
@@ -667,10 +685,13 @@
         </w:tc>
       </w:tr>
       <w:tr>
+        <w:trPr>
+          <w:cantSplit w:val="true"/>
+        </w:trPr>
         <w:tc>
           <w:tcPr>
             <w:tcW w:type="dxa" w:w="2381"/>
-            <w:shd w:val="clear" w:color="auto" w:fill="F2F2F2"/>
+            <w:shd w:val="clear" w:color="auto" w:fill="E8EEF7"/>
           </w:tcPr>
           <w:p>
             <w:r/>
@@ -686,7 +707,7 @@
         <w:tc>
           <w:tcPr>
             <w:tcW w:type="dxa" w:w="1701"/>
-            <w:shd w:val="clear" w:color="auto" w:fill="F2F2F2"/>
+            <w:shd w:val="clear" w:color="auto" w:fill="E8EEF7"/>
           </w:tcPr>
           <w:p>
             <w:r/>
@@ -702,7 +723,7 @@
         <w:tc>
           <w:tcPr>
             <w:tcW w:type="dxa" w:w="2551"/>
-            <w:shd w:val="clear" w:color="auto" w:fill="F2F2F2"/>
+            <w:shd w:val="clear" w:color="auto" w:fill="E8EEF7"/>
           </w:tcPr>
           <w:p>
             <w:r/>
@@ -718,7 +739,7 @@
         <w:tc>
           <w:tcPr>
             <w:tcW w:type="dxa" w:w="2268"/>
-            <w:shd w:val="clear" w:color="auto" w:fill="F2F2F2"/>
+            <w:shd w:val="clear" w:color="auto" w:fill="E8EEF7"/>
           </w:tcPr>
           <w:p>
             <w:r/>
@@ -734,7 +755,7 @@
         <w:tc>
           <w:tcPr>
             <w:tcW w:type="dxa" w:w="2835"/>
-            <w:shd w:val="clear" w:color="auto" w:fill="F2F2F2"/>
+            <w:shd w:val="clear" w:color="auto" w:fill="E8EEF7"/>
           </w:tcPr>
           <w:p>
             <w:r/>
@@ -750,7 +771,7 @@
         <w:tc>
           <w:tcPr>
             <w:tcW w:type="dxa" w:w="2835"/>
-            <w:shd w:val="clear" w:color="auto" w:fill="F2F2F2"/>
+            <w:shd w:val="clear" w:color="auto" w:fill="E8EEF7"/>
           </w:tcPr>
           <w:p>
             <w:r/>
@@ -765,6 +786,9 @@
         </w:tc>
       </w:tr>
       <w:tr>
+        <w:trPr>
+          <w:cantSplit w:val="true"/>
+        </w:trPr>
         <w:tc>
           <w:tcPr>
             <w:tcW w:type="dxa" w:w="2381"/>
@@ -857,10 +881,13 @@
         </w:tc>
       </w:tr>
       <w:tr>
+        <w:trPr>
+          <w:cantSplit w:val="true"/>
+        </w:trPr>
         <w:tc>
           <w:tcPr>
             <w:tcW w:type="dxa" w:w="2381"/>
-            <w:shd w:val="clear" w:color="auto" w:fill="F2F2F2"/>
+            <w:shd w:val="clear" w:color="auto" w:fill="E8EEF7"/>
           </w:tcPr>
           <w:p>
             <w:r/>
@@ -876,7 +903,7 @@
         <w:tc>
           <w:tcPr>
             <w:tcW w:type="dxa" w:w="1701"/>
-            <w:shd w:val="clear" w:color="auto" w:fill="F2F2F2"/>
+            <w:shd w:val="clear" w:color="auto" w:fill="E8EEF7"/>
           </w:tcPr>
           <w:p>
             <w:r/>
@@ -892,7 +919,7 @@
         <w:tc>
           <w:tcPr>
             <w:tcW w:type="dxa" w:w="2551"/>
-            <w:shd w:val="clear" w:color="auto" w:fill="F2F2F2"/>
+            <w:shd w:val="clear" w:color="auto" w:fill="E8EEF7"/>
           </w:tcPr>
           <w:p>
             <w:r/>
@@ -908,7 +935,7 @@
         <w:tc>
           <w:tcPr>
             <w:tcW w:type="dxa" w:w="2268"/>
-            <w:shd w:val="clear" w:color="auto" w:fill="F2F2F2"/>
+            <w:shd w:val="clear" w:color="auto" w:fill="E8EEF7"/>
           </w:tcPr>
           <w:p>
             <w:r/>
@@ -924,7 +951,7 @@
         <w:tc>
           <w:tcPr>
             <w:tcW w:type="dxa" w:w="2835"/>
-            <w:shd w:val="clear" w:color="auto" w:fill="F2F2F2"/>
+            <w:shd w:val="clear" w:color="auto" w:fill="E8EEF7"/>
           </w:tcPr>
           <w:p>
             <w:r/>
@@ -940,7 +967,7 @@
         <w:tc>
           <w:tcPr>
             <w:tcW w:type="dxa" w:w="2835"/>
-            <w:shd w:val="clear" w:color="auto" w:fill="F2F2F2"/>
+            <w:shd w:val="clear" w:color="auto" w:fill="E8EEF7"/>
           </w:tcPr>
           <w:p>
             <w:r/>
@@ -955,6 +982,9 @@
         </w:tc>
       </w:tr>
       <w:tr>
+        <w:trPr>
+          <w:cantSplit w:val="true"/>
+        </w:trPr>
         <w:tc>
           <w:tcPr>
             <w:tcW w:type="dxa" w:w="2381"/>
@@ -1047,10 +1077,13 @@
         </w:tc>
       </w:tr>
       <w:tr>
+        <w:trPr>
+          <w:cantSplit w:val="true"/>
+        </w:trPr>
         <w:tc>
           <w:tcPr>
             <w:tcW w:type="dxa" w:w="2381"/>
-            <w:shd w:val="clear" w:color="auto" w:fill="F2F2F2"/>
+            <w:shd w:val="clear" w:color="auto" w:fill="E8EEF7"/>
           </w:tcPr>
           <w:p>
             <w:r/>
@@ -1066,7 +1099,7 @@
         <w:tc>
           <w:tcPr>
             <w:tcW w:type="dxa" w:w="1701"/>
-            <w:shd w:val="clear" w:color="auto" w:fill="F2F2F2"/>
+            <w:shd w:val="clear" w:color="auto" w:fill="E8EEF7"/>
           </w:tcPr>
           <w:p>
             <w:r/>
@@ -1082,7 +1115,7 @@
         <w:tc>
           <w:tcPr>
             <w:tcW w:type="dxa" w:w="2551"/>
-            <w:shd w:val="clear" w:color="auto" w:fill="F2F2F2"/>
+            <w:shd w:val="clear" w:color="auto" w:fill="E8EEF7"/>
           </w:tcPr>
           <w:p>
             <w:r/>
@@ -1098,7 +1131,7 @@
         <w:tc>
           <w:tcPr>
             <w:tcW w:type="dxa" w:w="2268"/>
-            <w:shd w:val="clear" w:color="auto" w:fill="F2F2F2"/>
+            <w:shd w:val="clear" w:color="auto" w:fill="E8EEF7"/>
           </w:tcPr>
           <w:p>
             <w:r/>
@@ -1114,7 +1147,7 @@
         <w:tc>
           <w:tcPr>
             <w:tcW w:type="dxa" w:w="2835"/>
-            <w:shd w:val="clear" w:color="auto" w:fill="F2F2F2"/>
+            <w:shd w:val="clear" w:color="auto" w:fill="E8EEF7"/>
           </w:tcPr>
           <w:p>
             <w:r/>
@@ -1130,7 +1163,7 @@
         <w:tc>
           <w:tcPr>
             <w:tcW w:type="dxa" w:w="2835"/>
-            <w:shd w:val="clear" w:color="auto" w:fill="F2F2F2"/>
+            <w:shd w:val="clear" w:color="auto" w:fill="E8EEF7"/>
           </w:tcPr>
           <w:p>
             <w:r/>
@@ -1145,6 +1178,9 @@
         </w:tc>
       </w:tr>
       <w:tr>
+        <w:trPr>
+          <w:cantSplit w:val="true"/>
+        </w:trPr>
         <w:tc>
           <w:tcPr>
             <w:tcW w:type="dxa" w:w="2381"/>
@@ -1237,10 +1273,13 @@
         </w:tc>
       </w:tr>
       <w:tr>
+        <w:trPr>
+          <w:cantSplit w:val="true"/>
+        </w:trPr>
         <w:tc>
           <w:tcPr>
             <w:tcW w:type="dxa" w:w="2381"/>
-            <w:shd w:val="clear" w:color="auto" w:fill="F2F2F2"/>
+            <w:shd w:val="clear" w:color="auto" w:fill="E8EEF7"/>
           </w:tcPr>
           <w:p>
             <w:r/>
@@ -1256,7 +1295,7 @@
         <w:tc>
           <w:tcPr>
             <w:tcW w:type="dxa" w:w="1701"/>
-            <w:shd w:val="clear" w:color="auto" w:fill="F2F2F2"/>
+            <w:shd w:val="clear" w:color="auto" w:fill="E8EEF7"/>
           </w:tcPr>
           <w:p>
             <w:r/>
@@ -1272,7 +1311,7 @@
         <w:tc>
           <w:tcPr>
             <w:tcW w:type="dxa" w:w="2551"/>
-            <w:shd w:val="clear" w:color="auto" w:fill="F2F2F2"/>
+            <w:shd w:val="clear" w:color="auto" w:fill="E8EEF7"/>
           </w:tcPr>
           <w:p>
             <w:r/>
@@ -1288,7 +1327,7 @@
         <w:tc>
           <w:tcPr>
             <w:tcW w:type="dxa" w:w="2268"/>
-            <w:shd w:val="clear" w:color="auto" w:fill="F2F2F2"/>
+            <w:shd w:val="clear" w:color="auto" w:fill="E8EEF7"/>
           </w:tcPr>
           <w:p>
             <w:r/>
@@ -1304,7 +1343,7 @@
         <w:tc>
           <w:tcPr>
             <w:tcW w:type="dxa" w:w="2835"/>
-            <w:shd w:val="clear" w:color="auto" w:fill="F2F2F2"/>
+            <w:shd w:val="clear" w:color="auto" w:fill="E8EEF7"/>
           </w:tcPr>
           <w:p>
             <w:r/>
@@ -1320,7 +1359,7 @@
         <w:tc>
           <w:tcPr>
             <w:tcW w:type="dxa" w:w="2835"/>
-            <w:shd w:val="clear" w:color="auto" w:fill="F2F2F2"/>
+            <w:shd w:val="clear" w:color="auto" w:fill="E8EEF7"/>
           </w:tcPr>
           <w:p>
             <w:r/>
@@ -1432,6 +1471,9 @@
         </w:tc>
       </w:tr>
       <w:tr>
+        <w:trPr>
+          <w:cantSplit w:val="true"/>
+        </w:trPr>
         <w:tc>
           <w:tcPr>
             <w:tcW w:type="dxa" w:w="3402"/>
@@ -1494,18 +1536,22 @@
         </w:tc>
       </w:tr>
       <w:tr>
+        <w:trPr>
+          <w:cantSplit w:val="true"/>
+        </w:trPr>
         <w:tc>
           <w:tcPr>
             <w:tcW w:type="dxa" w:w="3402"/>
-            <w:shd w:val="clear" w:color="auto" w:fill="F2F2F2"/>
+            <w:shd w:val="clear" w:color="auto" w:fill="E8EEF7"/>
           </w:tcPr>
           <w:p>
             <w:r/>
             <w:r>
               <w:rPr>
-                <w:b w:val="0"/>
+                <w:b/>
+                <w:i/>
+                <w:color w:val="8A6D1F"/>
                 <w:sz w:val="22"/>
-                <w:highlight w:val="yellow"/>
               </w:rPr>
               <w:t>[À COMPLÉTER : messagerie]</w:t>
             </w:r>
@@ -1514,7 +1560,7 @@
         <w:tc>
           <w:tcPr>
             <w:tcW w:type="dxa" w:w="3402"/>
-            <w:shd w:val="clear" w:color="auto" w:fill="F2F2F2"/>
+            <w:shd w:val="clear" w:color="auto" w:fill="E8EEF7"/>
           </w:tcPr>
           <w:p>
             <w:r/>
@@ -1530,15 +1576,16 @@
         <w:tc>
           <w:tcPr>
             <w:tcW w:type="dxa" w:w="4535"/>
-            <w:shd w:val="clear" w:color="auto" w:fill="F2F2F2"/>
+            <w:shd w:val="clear" w:color="auto" w:fill="E8EEF7"/>
           </w:tcPr>
           <w:p>
             <w:r/>
             <w:r>
               <w:rPr>
-                <w:b w:val="0"/>
+                <w:b/>
+                <w:i/>
+                <w:color w:val="8A6D1F"/>
                 <w:sz w:val="22"/>
-                <w:highlight w:val="yellow"/>
               </w:rPr>
               <w:t>[À VÉRIFIER : UE]</w:t>
             </w:r>
@@ -1547,7 +1594,7 @@
         <w:tc>
           <w:tcPr>
             <w:tcW w:type="dxa" w:w="3231"/>
-            <w:shd w:val="clear" w:color="auto" w:fill="F2F2F2"/>
+            <w:shd w:val="clear" w:color="auto" w:fill="E8EEF7"/>
           </w:tcPr>
           <w:p>
             <w:r/>
@@ -1562,6 +1609,9 @@
         </w:tc>
       </w:tr>
       <w:tr>
+        <w:trPr>
+          <w:cantSplit w:val="true"/>
+        </w:trPr>
         <w:tc>
           <w:tcPr>
             <w:tcW w:type="dxa" w:w="3402"/>
@@ -1570,9 +1620,10 @@
             <w:r/>
             <w:r>
               <w:rPr>
-                <w:b w:val="0"/>
+                <w:b/>
+                <w:i/>
+                <w:color w:val="8A6D1F"/>
                 <w:sz w:val="22"/>
-                <w:highlight w:val="yellow"/>
               </w:rPr>
               <w:t>[À COMPLÉTER : stockage de fichiers]</w:t>
             </w:r>
@@ -1601,9 +1652,10 @@
             <w:r/>
             <w:r>
               <w:rPr>
-                <w:b w:val="0"/>
+                <w:b/>
+                <w:i/>
+                <w:color w:val="8A6D1F"/>
                 <w:sz w:val="22"/>
-                <w:highlight w:val="yellow"/>
               </w:rPr>
               <w:t>[À VÉRIFIER : UE]</w:t>
             </w:r>
@@ -1626,18 +1678,22 @@
         </w:tc>
       </w:tr>
       <w:tr>
+        <w:trPr>
+          <w:cantSplit w:val="true"/>
+        </w:trPr>
         <w:tc>
           <w:tcPr>
             <w:tcW w:type="dxa" w:w="3402"/>
-            <w:shd w:val="clear" w:color="auto" w:fill="F2F2F2"/>
+            <w:shd w:val="clear" w:color="auto" w:fill="E8EEF7"/>
           </w:tcPr>
           <w:p>
             <w:r/>
             <w:r>
               <w:rPr>
-                <w:b w:val="0"/>
+                <w:b/>
+                <w:i/>
+                <w:color w:val="8A6D1F"/>
                 <w:sz w:val="22"/>
-                <w:highlight w:val="yellow"/>
               </w:rPr>
               <w:t>[À COMPLÉTER : signature / émargement électronique]</w:t>
             </w:r>
@@ -1646,7 +1702,7 @@
         <w:tc>
           <w:tcPr>
             <w:tcW w:type="dxa" w:w="3402"/>
-            <w:shd w:val="clear" w:color="auto" w:fill="F2F2F2"/>
+            <w:shd w:val="clear" w:color="auto" w:fill="E8EEF7"/>
           </w:tcPr>
           <w:p>
             <w:r/>
@@ -1662,15 +1718,16 @@
         <w:tc>
           <w:tcPr>
             <w:tcW w:type="dxa" w:w="4535"/>
-            <w:shd w:val="clear" w:color="auto" w:fill="F2F2F2"/>
+            <w:shd w:val="clear" w:color="auto" w:fill="E8EEF7"/>
           </w:tcPr>
           <w:p>
             <w:r/>
             <w:r>
               <w:rPr>
-                <w:b w:val="0"/>
+                <w:b/>
+                <w:i/>
+                <w:color w:val="8A6D1F"/>
                 <w:sz w:val="22"/>
-                <w:highlight w:val="yellow"/>
               </w:rPr>
               <w:t>[À VÉRIFIER : UE]</w:t>
             </w:r>
@@ -1679,7 +1736,7 @@
         <w:tc>
           <w:tcPr>
             <w:tcW w:type="dxa" w:w="3231"/>
-            <w:shd w:val="clear" w:color="auto" w:fill="F2F2F2"/>
+            <w:shd w:val="clear" w:color="auto" w:fill="E8EEF7"/>
           </w:tcPr>
           <w:p>
             <w:r/>
@@ -1694,6 +1751,9 @@
         </w:tc>
       </w:tr>
       <w:tr>
+        <w:trPr>
+          <w:cantSplit w:val="true"/>
+        </w:trPr>
         <w:tc>
           <w:tcPr>
             <w:tcW w:type="dxa" w:w="3402"/>
@@ -1702,9 +1762,10 @@
             <w:r/>
             <w:r>
               <w:rPr>
-                <w:b w:val="0"/>
+                <w:b/>
+                <w:i/>
+                <w:color w:val="8A6D1F"/>
                 <w:sz w:val="22"/>
-                <w:highlight w:val="yellow"/>
               </w:rPr>
               <w:t>[À COMPLÉTER : outil d'IA validé]</w:t>
             </w:r>
@@ -1733,9 +1794,10 @@
             <w:r/>
             <w:r>
               <w:rPr>
-                <w:b w:val="0"/>
+                <w:b/>
+                <w:i/>
+                <w:color w:val="8A6D1F"/>
                 <w:sz w:val="22"/>
-                <w:highlight w:val="yellow"/>
               </w:rPr>
               <w:t>[À VÉRIFIER : UE, pas de réutilisation des données pour l'entraînement]</w:t>
             </w:r>
@@ -1854,12 +1916,14 @@
     </w:pPr>
     <w:r>
       <w:rPr>
+        <w:color w:val="1B3A6B"/>
         <w:sz w:val="18"/>
       </w:rPr>
-      <w:t xml:space="preserve">RGPD-01  —  YEBA FORMATIONS — SIRET 814 622 262 00032 — Version 2026-10 — Page </w:t>
+      <w:t xml:space="preserve">RGPD-01   |   YEBA FORMATIONS — SIRET 814 622 262 00032 — Version 2026-10   |   Page </w:t>
     </w:r>
     <w:r>
       <w:rPr>
+        <w:color w:val="1B3A6B"/>
         <w:sz w:val="18"/>
       </w:rPr>
       <w:fldChar w:fldCharType="begin"/>
@@ -1879,7 +1943,7 @@
     <w:r>
       <w:drawing>
         <wp:inline xmlns:a="http://schemas.openxmlformats.org/drawingml/2006/main" xmlns:pic="http://schemas.openxmlformats.org/drawingml/2006/picture">
-          <wp:extent cx="676510" cy="576000"/>
+          <wp:extent cx="634228" cy="540000"/>
           <wp:docPr id="1" name="Picture 1"/>
           <wp:cNvGraphicFramePr>
             <a:graphicFrameLocks noChangeAspect="1"/>
@@ -1900,7 +1964,7 @@
                 <pic:spPr>
                   <a:xfrm>
                     <a:off x="0" y="0"/>
-                    <a:ext cx="676510" cy="576000"/>
+                    <a:ext cx="634228" cy="540000"/>
                   </a:xfrm>
                   <a:prstGeom prst="rect"/>
                 </pic:spPr>
@@ -1912,10 +1976,11 @@
     </w:r>
     <w:r>
       <w:rPr>
+        <w:b/>
         <w:color w:val="1B3A6B"/>
         <w:sz w:val="18"/>
       </w:rPr>
-      <w:t xml:space="preserve">    YEBA FORMATIONS  |  NDA 04973676397  |  Qualiopi 25FOR02027.1</w:t>
+      <w:t xml:space="preserve">     YEBA FORMATIONS   |   NDA 04973676397   |   Qualiopi 25FOR02027.1</w:t>
     </w:r>
   </w:p>
 </w:hdr>
@@ -2402,8 +2467,8 @@
       <w:rFonts w:asciiTheme="majorHAnsi" w:eastAsiaTheme="majorEastAsia" w:hAnsiTheme="majorHAnsi" w:cstheme="majorBidi" w:ascii="Arial" w:hAnsi="Arial"/>
       <w:b/>
       <w:bCs/>
-      <w:color w:val="C9A94D"/>
-      <w:sz w:val="26"/>
+      <w:color w:val="8A6D1F"/>
+      <w:sz w:val="28"/>
     </w:rPr>
   </w:style>
   <w:style w:type="paragraph" w:styleId="Heading4">
@@ -2821,6 +2886,10 @@
       </w:numPr>
       <w:contextualSpacing/>
     </w:pPr>
+    <w:rPr>
+      <w:rFonts w:ascii="Arial" w:hAnsi="Arial"/>
+      <w:sz w:val="24"/>
+    </w:rPr>
   </w:style>
   <w:style w:type="paragraph" w:styleId="ListBullet2">
     <w:name w:val="List Bullet 2"/>
@@ -2860,6 +2929,10 @@
       </w:numPr>
       <w:contextualSpacing/>
     </w:pPr>
+    <w:rPr>
+      <w:rFonts w:ascii="Arial" w:hAnsi="Arial"/>
+      <w:sz w:val="24"/>
+    </w:rPr>
   </w:style>
   <w:style w:type="paragraph" w:styleId="ListNumber2">
     <w:name w:val="List Number 2"/>
